--- a/price_maintenance_risk_analysis/reports/outputs/光弘科技_定增风险分析报告.docx
+++ b/price_maintenance_risk_analysis/reports/outputs/光弘科技_定增风险分析报告.docx
@@ -1341,7 +1341,7 @@
       <w:r>
         <w:drawing>
           <wp:inline xmlns:a="http://schemas.openxmlformats.org/drawingml/2006/main" xmlns:pic="http://schemas.openxmlformats.org/drawingml/2006/picture">
-            <wp:extent cx="4572000" cy="2732725"/>
+            <wp:extent cx="4572000" cy="1966404"/>
             <wp:docPr id="1" name="Picture 1"/>
             <wp:cNvGraphicFramePr>
               <a:graphicFrameLocks noChangeAspect="1"/>
@@ -1362,7 +1362,7 @@
                   <pic:spPr>
                     <a:xfrm>
                       <a:off x="0" y="0"/>
-                      <a:ext cx="4572000" cy="2732725"/>
+                      <a:ext cx="4572000" cy="1966404"/>
                     </a:xfrm>
                     <a:prstGeom prst="rect"/>
                   </pic:spPr>
@@ -1939,7 +1939,111 @@
         <w:rPr>
           <w:rFonts w:ascii="黑体" w:hAnsi="黑体" w:eastAsia="黑体"/>
         </w:rPr>
-        <w:t>4.1 估值参数</w:t>
+        <w:t>4.1 估值敏感性分析</w:t>
+      </w:r>
+    </w:p>
+    <w:p>
+      <w:r>
+        <w:rPr>
+          <w:rFonts w:ascii="宋体" w:hAnsi="宋体" w:eastAsia="宋体"/>
+          <w:sz w:val="22"/>
+        </w:rPr>
+        <w:t>图表 3: DCF估值敏感性分析矩阵</w:t>
+      </w:r>
+    </w:p>
+    <w:p>
+      <w:pPr>
+        <w:jc w:val="center"/>
+      </w:pPr>
+      <w:r>
+        <w:drawing>
+          <wp:inline xmlns:a="http://schemas.openxmlformats.org/drawingml/2006/main" xmlns:pic="http://schemas.openxmlformats.org/drawingml/2006/picture">
+            <wp:extent cx="5486400" cy="3955544"/>
+            <wp:docPr id="3" name="Picture 3"/>
+            <wp:cNvGraphicFramePr>
+              <a:graphicFrameLocks noChangeAspect="1"/>
+            </wp:cNvGraphicFramePr>
+            <a:graphic>
+              <a:graphicData uri="http://schemas.openxmlformats.org/drawingml/2006/picture">
+                <pic:pic>
+                  <pic:nvPicPr>
+                    <pic:cNvPr id="0" name="04_dcf_valuation_heatmap.png"/>
+                    <pic:cNvPicPr/>
+                  </pic:nvPicPr>
+                  <pic:blipFill>
+                    <a:blip r:embed="rId11"/>
+                    <a:stretch>
+                      <a:fillRect/>
+                    </a:stretch>
+                  </pic:blipFill>
+                  <pic:spPr>
+                    <a:xfrm>
+                      <a:off x="0" y="0"/>
+                      <a:ext cx="5486400" cy="3955544"/>
+                    </a:xfrm>
+                    <a:prstGeom prst="rect"/>
+                  </pic:spPr>
+                </pic:pic>
+              </a:graphicData>
+            </a:graphic>
+          </wp:inline>
+        </w:drawing>
+      </w:r>
+    </w:p>
+    <w:p>
+      <w:r>
+        <w:rPr>
+          <w:rFonts w:ascii="宋体" w:hAnsi="宋体" w:eastAsia="宋体"/>
+          <w:sz w:val="22"/>
+        </w:rPr>
+        <w:t>分析说明：</w:t>
+      </w:r>
+    </w:p>
+    <w:p>
+      <w:r>
+        <w:rPr>
+          <w:rFonts w:ascii="宋体" w:hAnsi="宋体" w:eastAsia="宋体"/>
+          <w:sz w:val="22"/>
+        </w:rPr>
+        <w:t>• 横轴：WACC（加权平均资本成本），代表折现率</w:t>
+      </w:r>
+    </w:p>
+    <w:p>
+      <w:r>
+        <w:rPr>
+          <w:rFonts w:ascii="宋体" w:hAnsi="宋体" w:eastAsia="宋体"/>
+          <w:sz w:val="22"/>
+        </w:rPr>
+        <w:t>• 纵轴：永续增长率，代表终值假设</w:t>
+      </w:r>
+    </w:p>
+    <w:p>
+      <w:r>
+        <w:rPr>
+          <w:rFonts w:ascii="宋体" w:hAnsi="宋体" w:eastAsia="宋体"/>
+          <w:sz w:val="22"/>
+        </w:rPr>
+        <w:t>• 颜色：绿色表示估值高于当前价，红色表示估值低于当前价</w:t>
+      </w:r>
+    </w:p>
+    <w:p>
+      <w:r>
+        <w:rPr>
+          <w:rFonts w:ascii="宋体" w:hAnsi="宋体" w:eastAsia="宋体"/>
+          <w:sz w:val="22"/>
+        </w:rPr>
+        <w:t>• 中心点：当前股价 23.88 元/股</w:t>
+      </w:r>
+    </w:p>
+    <w:p>
+      <w:pPr>
+        <w:pStyle w:val="Heading2"/>
+      </w:pPr>
+      <w:r>
+        <w:rPr>
+          <w:rFonts w:ascii="黑体" w:hAnsi="黑体" w:eastAsia="黑体"/>
+        </w:rPr>
+        <w:t>4.2 估值参数与结论</w:t>
       </w:r>
     </w:p>
     <w:tbl>
@@ -2699,7 +2803,7 @@
           <w:rFonts w:ascii="宋体" w:hAnsi="宋体" w:eastAsia="宋体"/>
           <w:sz w:val="22"/>
         </w:rPr>
-        <w:t>图表 3: 蒙特卡洛模拟结果</w:t>
+        <w:t>图表 4: 蒙特卡洛模拟结果</w:t>
       </w:r>
     </w:p>
     <w:p>
@@ -2709,8 +2813,8 @@
       <w:r>
         <w:drawing>
           <wp:inline xmlns:a="http://schemas.openxmlformats.org/drawingml/2006/main" xmlns:pic="http://schemas.openxmlformats.org/drawingml/2006/picture">
-            <wp:extent cx="4572000" cy="2266790"/>
-            <wp:docPr id="3" name="Picture 3"/>
+            <wp:extent cx="4572000" cy="2876678"/>
+            <wp:docPr id="4" name="Picture 4"/>
             <wp:cNvGraphicFramePr>
               <a:graphicFrameLocks noChangeAspect="1"/>
             </wp:cNvGraphicFramePr>
@@ -2722,7 +2826,7 @@
                     <pic:cNvPicPr/>
                   </pic:nvPicPr>
                   <pic:blipFill>
-                    <a:blip r:embed="rId11"/>
+                    <a:blip r:embed="rId12"/>
                     <a:stretch>
                       <a:fillRect/>
                     </a:stretch>
@@ -2730,7 +2834,7 @@
                   <pic:spPr>
                     <a:xfrm>
                       <a:off x="0" y="0"/>
-                      <a:ext cx="4572000" cy="2266790"/>
+                      <a:ext cx="4572000" cy="2876678"/>
                     </a:xfrm>
                     <a:prstGeom prst="rect"/>
                   </pic:spPr>
@@ -3063,7 +3167,7 @@
           <w:rFonts w:ascii="宋体" w:hAnsi="宋体" w:eastAsia="宋体"/>
           <w:sz w:val="22"/>
         </w:rPr>
-        <w:t>图表 4: VaR风险度量</w:t>
+        <w:t>图表 5: VaR风险度量</w:t>
       </w:r>
     </w:p>
     <w:p>
@@ -3074,7 +3178,7 @@
         <w:drawing>
           <wp:inline xmlns:a="http://schemas.openxmlformats.org/drawingml/2006/main" xmlns:pic="http://schemas.openxmlformats.org/drawingml/2006/picture">
             <wp:extent cx="4572000" cy="2729644"/>
-            <wp:docPr id="4" name="Picture 4"/>
+            <wp:docPr id="5" name="Picture 5"/>
             <wp:cNvGraphicFramePr>
               <a:graphicFrameLocks noChangeAspect="1"/>
             </wp:cNvGraphicFramePr>
@@ -3082,11 +3186,11 @@
               <a:graphicData uri="http://schemas.openxmlformats.org/drawingml/2006/picture">
                 <pic:pic>
                   <pic:nvPicPr>
-                    <pic:cNvPr id="0" name="04_var_analysis.png"/>
+                    <pic:cNvPr id="0" name="05_var_analysis.png"/>
                     <pic:cNvPicPr/>
                   </pic:nvPicPr>
                   <pic:blipFill>
-                    <a:blip r:embed="rId12"/>
+                    <a:blip r:embed="rId13"/>
                     <a:stretch>
                       <a:fillRect/>
                     </a:stretch>
@@ -3403,7 +3507,7 @@
           <w:rFonts w:ascii="宋体" w:hAnsi="宋体" w:eastAsia="宋体"/>
           <w:sz w:val="22"/>
         </w:rPr>
-        <w:t>图表 5: 风险评分雷达图</w:t>
+        <w:t>图表 6: 风险评分雷达图</w:t>
       </w:r>
     </w:p>
     <w:p>
@@ -3414,7 +3518,7 @@
         <w:drawing>
           <wp:inline xmlns:a="http://schemas.openxmlformats.org/drawingml/2006/main" xmlns:pic="http://schemas.openxmlformats.org/drawingml/2006/picture">
             <wp:extent cx="4572000" cy="4535129"/>
-            <wp:docPr id="5" name="Picture 5"/>
+            <wp:docPr id="6" name="Picture 6"/>
             <wp:cNvGraphicFramePr>
               <a:graphicFrameLocks noChangeAspect="1"/>
             </wp:cNvGraphicFramePr>
@@ -3422,11 +3526,11 @@
               <a:graphicData uri="http://schemas.openxmlformats.org/drawingml/2006/picture">
                 <pic:pic>
                   <pic:nvPicPr>
-                    <pic:cNvPr id="0" name="05_radar_chart.png"/>
+                    <pic:cNvPr id="0" name="06_radar_chart.png"/>
                     <pic:cNvPicPr/>
                   </pic:nvPicPr>
                   <pic:blipFill>
-                    <a:blip r:embed="rId13"/>
+                    <a:blip r:embed="rId14"/>
                     <a:stretch>
                       <a:fillRect/>
                     </a:stretch>
@@ -4025,7 +4129,7 @@
         <w:t xml:space="preserve">    5. 本报告的知识产权归分析团队所有，未经许可不得转载或使用。</w:t>
         <w:br/>
         <w:br/>
-        <w:t xml:space="preserve">    报告生成时间: 2026-03-07 15:54:56</w:t>
+        <w:t xml:space="preserve">    报告生成时间: 2026-03-07 17:57:57</w:t>
         <w:br/>
         <w:t xml:space="preserve">    </w:t>
       </w:r>

--- a/price_maintenance_risk_analysis/reports/outputs/光弘科技_定增风险分析报告.docx
+++ b/price_maintenance_risk_analysis/reports/outputs/光弘科技_定增风险分析报告.docx
@@ -1325,6 +1325,337 @@
         </w:tc>
       </w:tr>
     </w:tbl>
+    <w:p/>
+    <w:p>
+      <w:pPr>
+        <w:pStyle w:val="Heading2"/>
+      </w:pPr>
+      <w:r>
+        <w:rPr>
+          <w:rFonts w:ascii="黑体" w:hAnsi="黑体" w:eastAsia="黑体"/>
+        </w:rPr>
+        <w:t>2.2 发行价折扣分析</w:t>
+      </w:r>
+    </w:p>
+    <w:tbl>
+      <w:tblPr>
+        <w:tblStyle w:val="LightGrid-Accent1"/>
+        <w:tblW w:type="auto" w:w="0"/>
+        <w:tblLook w:firstColumn="1" w:firstRow="1" w:lastColumn="0" w:lastRow="0" w:noHBand="0" w:noVBand="1" w:val="04A0"/>
+      </w:tblPr>
+      <w:tblGrid>
+        <w:gridCol w:w="2160"/>
+        <w:gridCol w:w="2160"/>
+        <w:gridCol w:w="2160"/>
+        <w:gridCol w:w="2160"/>
+      </w:tblGrid>
+      <w:tr>
+        <w:tc>
+          <w:tcPr>
+            <w:tcW w:type="dxa" w:w="2160"/>
+          </w:tcPr>
+          <w:p>
+            <w:pPr>
+              <w:jc w:val="center"/>
+            </w:pPr>
+            <w:r>
+              <w:rPr>
+                <w:rFonts w:ascii="宋体" w:hAnsi="宋体" w:eastAsia="宋体"/>
+                <w:b/>
+                <w:sz w:val="20"/>
+              </w:rPr>
+              <w:t>发行价折扣</w:t>
+            </w:r>
+          </w:p>
+        </w:tc>
+        <w:tc>
+          <w:tcPr>
+            <w:tcW w:type="dxa" w:w="2160"/>
+          </w:tcPr>
+          <w:p>
+            <w:pPr>
+              <w:jc w:val="center"/>
+            </w:pPr>
+            <w:r>
+              <w:rPr>
+                <w:rFonts w:ascii="宋体" w:hAnsi="宋体" w:eastAsia="宋体"/>
+                <w:b/>
+                <w:sz w:val="20"/>
+              </w:rPr>
+              <w:t>折扣后发行价</w:t>
+            </w:r>
+          </w:p>
+        </w:tc>
+        <w:tc>
+          <w:tcPr>
+            <w:tcW w:type="dxa" w:w="2160"/>
+          </w:tcPr>
+          <w:p>
+            <w:pPr>
+              <w:jc w:val="center"/>
+            </w:pPr>
+            <w:r>
+              <w:rPr>
+                <w:rFonts w:ascii="宋体" w:hAnsi="宋体" w:eastAsia="宋体"/>
+                <w:b/>
+                <w:sz w:val="20"/>
+              </w:rPr>
+              <w:t>盈利概率</w:t>
+            </w:r>
+          </w:p>
+        </w:tc>
+        <w:tc>
+          <w:tcPr>
+            <w:tcW w:type="dxa" w:w="2160"/>
+          </w:tcPr>
+          <w:p>
+            <w:pPr>
+              <w:jc w:val="center"/>
+            </w:pPr>
+            <w:r>
+              <w:rPr>
+                <w:rFonts w:ascii="宋体" w:hAnsi="宋体" w:eastAsia="宋体"/>
+                <w:b/>
+                <w:sz w:val="20"/>
+              </w:rPr>
+              <w:t>预期收益率</w:t>
+            </w:r>
+          </w:p>
+        </w:tc>
+      </w:tr>
+      <w:tr>
+        <w:tc>
+          <w:tcPr>
+            <w:tcW w:type="dxa" w:w="2160"/>
+          </w:tcPr>
+          <w:p>
+            <w:r>
+              <w:rPr>
+                <w:rFonts w:ascii="宋体" w:hAnsi="宋体" w:eastAsia="宋体"/>
+                <w:sz w:val="20"/>
+              </w:rPr>
+              <w:t>5%</w:t>
+            </w:r>
+          </w:p>
+        </w:tc>
+        <w:tc>
+          <w:tcPr>
+            <w:tcW w:type="dxa" w:w="2160"/>
+          </w:tcPr>
+          <w:p>
+            <w:r>
+              <w:rPr>
+                <w:rFonts w:ascii="宋体" w:hAnsi="宋体" w:eastAsia="宋体"/>
+                <w:sz w:val="20"/>
+              </w:rPr>
+              <w:t>24.04</w:t>
+            </w:r>
+          </w:p>
+        </w:tc>
+        <w:tc>
+          <w:tcPr>
+            <w:tcW w:type="dxa" w:w="2160"/>
+          </w:tcPr>
+          <w:p>
+            <w:r>
+              <w:rPr>
+                <w:rFonts w:ascii="宋体" w:hAnsi="宋体" w:eastAsia="宋体"/>
+                <w:sz w:val="20"/>
+              </w:rPr>
+              <w:t>74.8%</w:t>
+            </w:r>
+          </w:p>
+        </w:tc>
+        <w:tc>
+          <w:tcPr>
+            <w:tcW w:type="dxa" w:w="2160"/>
+          </w:tcPr>
+          <w:p>
+            <w:r>
+              <w:rPr>
+                <w:rFonts w:ascii="宋体" w:hAnsi="宋体" w:eastAsia="宋体"/>
+                <w:sz w:val="20"/>
+              </w:rPr>
+              <w:t>5.3%</w:t>
+            </w:r>
+          </w:p>
+        </w:tc>
+      </w:tr>
+      <w:tr>
+        <w:tc>
+          <w:tcPr>
+            <w:tcW w:type="dxa" w:w="2160"/>
+          </w:tcPr>
+          <w:p>
+            <w:r>
+              <w:rPr>
+                <w:rFonts w:ascii="宋体" w:hAnsi="宋体" w:eastAsia="宋体"/>
+                <w:sz w:val="20"/>
+              </w:rPr>
+              <w:t>10%</w:t>
+            </w:r>
+          </w:p>
+        </w:tc>
+        <w:tc>
+          <w:tcPr>
+            <w:tcW w:type="dxa" w:w="2160"/>
+          </w:tcPr>
+          <w:p>
+            <w:r>
+              <w:rPr>
+                <w:rFonts w:ascii="宋体" w:hAnsi="宋体" w:eastAsia="宋体"/>
+                <w:sz w:val="20"/>
+              </w:rPr>
+              <w:t>22.78</w:t>
+            </w:r>
+          </w:p>
+        </w:tc>
+        <w:tc>
+          <w:tcPr>
+            <w:tcW w:type="dxa" w:w="2160"/>
+          </w:tcPr>
+          <w:p>
+            <w:r>
+              <w:rPr>
+                <w:rFonts w:ascii="宋体" w:hAnsi="宋体" w:eastAsia="宋体"/>
+                <w:sz w:val="20"/>
+              </w:rPr>
+              <w:t>82.1%</w:t>
+            </w:r>
+          </w:p>
+        </w:tc>
+        <w:tc>
+          <w:tcPr>
+            <w:tcW w:type="dxa" w:w="2160"/>
+          </w:tcPr>
+          <w:p>
+            <w:r>
+              <w:rPr>
+                <w:rFonts w:ascii="宋体" w:hAnsi="宋体" w:eastAsia="宋体"/>
+                <w:sz w:val="20"/>
+              </w:rPr>
+              <w:t>11.1%</w:t>
+            </w:r>
+          </w:p>
+        </w:tc>
+      </w:tr>
+      <w:tr>
+        <w:tc>
+          <w:tcPr>
+            <w:tcW w:type="dxa" w:w="2160"/>
+          </w:tcPr>
+          <w:p>
+            <w:r>
+              <w:rPr>
+                <w:rFonts w:ascii="宋体" w:hAnsi="宋体" w:eastAsia="宋体"/>
+                <w:sz w:val="20"/>
+              </w:rPr>
+              <w:t>15%</w:t>
+            </w:r>
+          </w:p>
+        </w:tc>
+        <w:tc>
+          <w:tcPr>
+            <w:tcW w:type="dxa" w:w="2160"/>
+          </w:tcPr>
+          <w:p>
+            <w:r>
+              <w:rPr>
+                <w:rFonts w:ascii="宋体" w:hAnsi="宋体" w:eastAsia="宋体"/>
+                <w:sz w:val="20"/>
+              </w:rPr>
+              <w:t>21.51</w:t>
+            </w:r>
+          </w:p>
+        </w:tc>
+        <w:tc>
+          <w:tcPr>
+            <w:tcW w:type="dxa" w:w="2160"/>
+          </w:tcPr>
+          <w:p>
+            <w:r>
+              <w:rPr>
+                <w:rFonts w:ascii="宋体" w:hAnsi="宋体" w:eastAsia="宋体"/>
+                <w:sz w:val="20"/>
+              </w:rPr>
+              <w:t>88.2%</w:t>
+            </w:r>
+          </w:p>
+        </w:tc>
+        <w:tc>
+          <w:tcPr>
+            <w:tcW w:type="dxa" w:w="2160"/>
+          </w:tcPr>
+          <w:p>
+            <w:r>
+              <w:rPr>
+                <w:rFonts w:ascii="宋体" w:hAnsi="宋体" w:eastAsia="宋体"/>
+                <w:sz w:val="20"/>
+              </w:rPr>
+              <w:t>17.6%</w:t>
+            </w:r>
+          </w:p>
+        </w:tc>
+      </w:tr>
+      <w:tr>
+        <w:tc>
+          <w:tcPr>
+            <w:tcW w:type="dxa" w:w="2160"/>
+          </w:tcPr>
+          <w:p>
+            <w:r>
+              <w:rPr>
+                <w:rFonts w:ascii="宋体" w:hAnsi="宋体" w:eastAsia="宋体"/>
+                <w:sz w:val="20"/>
+              </w:rPr>
+              <w:t>20%</w:t>
+            </w:r>
+          </w:p>
+        </w:tc>
+        <w:tc>
+          <w:tcPr>
+            <w:tcW w:type="dxa" w:w="2160"/>
+          </w:tcPr>
+          <w:p>
+            <w:r>
+              <w:rPr>
+                <w:rFonts w:ascii="宋体" w:hAnsi="宋体" w:eastAsia="宋体"/>
+                <w:sz w:val="20"/>
+              </w:rPr>
+              <w:t>20.25</w:t>
+            </w:r>
+          </w:p>
+        </w:tc>
+        <w:tc>
+          <w:tcPr>
+            <w:tcW w:type="dxa" w:w="2160"/>
+          </w:tcPr>
+          <w:p>
+            <w:r>
+              <w:rPr>
+                <w:rFonts w:ascii="宋体" w:hAnsi="宋体" w:eastAsia="宋体"/>
+                <w:sz w:val="20"/>
+              </w:rPr>
+              <w:t>92.8%</w:t>
+            </w:r>
+          </w:p>
+        </w:tc>
+        <w:tc>
+          <w:tcPr>
+            <w:tcW w:type="dxa" w:w="2160"/>
+          </w:tcPr>
+          <w:p>
+            <w:r>
+              <w:rPr>
+                <w:rFonts w:ascii="宋体" w:hAnsi="宋体" w:eastAsia="宋体"/>
+                <w:sz w:val="20"/>
+              </w:rPr>
+              <w:t>25.0%</w:t>
+            </w:r>
+          </w:p>
+        </w:tc>
+      </w:tr>
+    </w:tbl>
     <w:p>
       <w:r>
         <w:rPr>
@@ -1341,7 +1672,7 @@
       <w:r>
         <w:drawing>
           <wp:inline xmlns:a="http://schemas.openxmlformats.org/drawingml/2006/main" xmlns:pic="http://schemas.openxmlformats.org/drawingml/2006/picture">
-            <wp:extent cx="4572000" cy="1966404"/>
+            <wp:extent cx="5943600" cy="4496724"/>
             <wp:docPr id="1" name="Picture 1"/>
             <wp:cNvGraphicFramePr>
               <a:graphicFrameLocks noChangeAspect="1"/>
@@ -1362,7 +1693,7 @@
                   <pic:spPr>
                     <a:xfrm>
                       <a:off x="0" y="0"/>
-                      <a:ext cx="4572000" cy="1966404"/>
+                      <a:ext cx="5943600" cy="4496724"/>
                     </a:xfrm>
                     <a:prstGeom prst="rect"/>
                   </pic:spPr>
@@ -1388,7 +1719,7 @@
           <w:rFonts w:ascii="宋体" w:hAnsi="宋体" w:eastAsia="宋体"/>
           <w:sz w:val="22"/>
         </w:rPr>
-        <w:t>• 在当前市场波动率（30.6%）下，项目盈利概率约 90.0%</w:t>
+        <w:t>• 在当前市场波动率（30.6%）和漂移率（-18.8%）下，项目盈利概率约 90.0%</w:t>
       </w:r>
     </w:p>
     <w:p>
@@ -1407,6 +1738,43 @@
           <w:sz w:val="22"/>
         </w:rPr>
         <w:t>• 折价发行为投资者提供了一定的安全边际</w:t>
+      </w:r>
+    </w:p>
+    <w:p/>
+    <w:p>
+      <w:r>
+        <w:rPr>
+          <w:rFonts w:ascii="宋体" w:hAnsi="宋体" w:eastAsia="宋体"/>
+          <w:sz w:val="22"/>
+        </w:rPr>
+        <w:t>发行价折扣分析：</w:t>
+      </w:r>
+    </w:p>
+    <w:p>
+      <w:r>
+        <w:rPr>
+          <w:rFonts w:ascii="宋体" w:hAnsi="宋体" w:eastAsia="宋体"/>
+          <w:sz w:val="22"/>
+        </w:rPr>
+        <w:t>• 当前发行价折扣: 20.0%（发行价 20.25元 / MA30 25.31元）</w:t>
+      </w:r>
+    </w:p>
+    <w:p>
+      <w:r>
+        <w:rPr>
+          <w:rFonts w:ascii="宋体" w:hAnsi="宋体" w:eastAsia="宋体"/>
+          <w:sz w:val="22"/>
+        </w:rPr>
+        <w:t>• 折价水平评估: 非常充足（≥20%），安全边际很高，投资吸引力强</w:t>
+      </w:r>
+    </w:p>
+    <w:p>
+      <w:r>
+        <w:rPr>
+          <w:rFonts w:ascii="宋体" w:hAnsi="宋体" w:eastAsia="宋体"/>
+          <w:sz w:val="22"/>
+        </w:rPr>
+        <w:t>• 如果发行价折扣提高到15%或20%，盈利概率将显著提升</w:t>
       </w:r>
     </w:p>
     <w:p>
@@ -4129,7 +4497,7 @@
         <w:t xml:space="preserve">    5. 本报告的知识产权归分析团队所有，未经许可不得转载或使用。</w:t>
         <w:br/>
         <w:br/>
-        <w:t xml:space="preserve">    报告生成时间: 2026-03-07 17:57:57</w:t>
+        <w:t xml:space="preserve">    报告生成时间: 2026-03-07 18:26:14</w:t>
         <w:br/>
         <w:t xml:space="preserve">    </w:t>
       </w:r>
